--- a/Rodrigo/Angular .NET/Rodrigo Fernandez.docx
+++ b/Rodrigo/Angular .NET/Rodrigo Fernandez.docx
@@ -191,7 +191,7 @@
         <w:rPr>
           <w:szCs w:val="24"/>
         </w:rPr>
-        <w:t>www.linkedin.com/in/rodrigobermejo-fernández-9a5a0664</w:t>
+        <w:t>https://www.linkedin.com/in/rodrigo-bermejo-fern%C3%A1ndez-9a5a0664/</w:t>
       </w:r>
       <w:r>
         <w:rPr>
@@ -285,7 +285,7 @@
         <w:rPr>
           <w:rStyle w:val="Strong"/>
         </w:rPr>
-        <w:t>18</w:t>
+        <w:t>21</w:t>
       </w:r>
       <w:r>
         <w:t xml:space="preserve">, </w:t>
@@ -332,12 +332,7 @@
         <w:t>.NET 6–8</w:t>
       </w:r>
       <w:r>
-        <w:t>. Skilled in modernizing legacy ASP.NET MVC applications, designing REST APIs, improving SQL Server performance, strengthening Azure deployments, and resolving production defects through observability, testing, and clean architecture. Known for flexible delivery across frontend, backend, cloud, and DevOps responsibil</w:t>
-      </w:r>
-      <w:bookmarkStart w:id="0" w:name="_GoBack"/>
-      <w:bookmarkEnd w:id="0"/>
-      <w:r>
-        <w:t>ities while improving release quality, user experience, and engineering velocity.</w:t>
+        <w:t>. Skilled in modernizing legacy ASP.NET MVC applications, designing REST APIs, improving SQL Server performance, strengthening Azure deployments, and resolving production defects through observability, testing, and clean architecture. Known for flexible delivery across frontend, backend, cloud, and DevOps responsibilities while improving release quality, user experience, and engineering velocity.</w:t>
       </w:r>
     </w:p>
     <w:p>
@@ -409,7 +404,7 @@
           <w:bCs/>
           <w:szCs w:val="24"/>
         </w:rPr>
-        <w:t>18</w:t>
+        <w:t>21</w:t>
       </w:r>
       <w:r>
         <w:rPr>
@@ -493,7 +488,15 @@
           <w:bCs/>
           <w:szCs w:val="24"/>
         </w:rPr>
-        <w:t>12–16</w:t>
+        <w:t>12–</w:t>
+      </w:r>
+      <w:r>
+        <w:rPr>
+          <w:b/>
+          <w:bCs/>
+          <w:szCs w:val="24"/>
+        </w:rPr>
+        <w:t>21</w:t>
       </w:r>
       <w:r>
         <w:rPr>
@@ -917,15 +920,15 @@
           <w:bCs/>
           <w:szCs w:val="24"/>
         </w:rPr>
-        <w:t>Angular 12–1</w:t>
-      </w:r>
-      <w:r>
-        <w:rPr>
-          <w:b/>
-          <w:bCs/>
-          <w:szCs w:val="24"/>
-        </w:rPr>
-        <w:t>8</w:t>
+        <w:t>Angular 12–</w:t>
+      </w:r>
+      <w:r>
+        <w:rPr>
+          <w:b/>
+          <w:bCs/>
+          <w:szCs w:val="24"/>
+        </w:rPr>
+        <w:t>21</w:t>
       </w:r>
       <w:r>
         <w:rPr>
@@ -1051,21 +1054,7 @@
         <w:rPr>
           <w:szCs w:val="24"/>
         </w:rPr>
-        <w:t xml:space="preserve"> services with JWT authentication, RBAC authorization, request validation, Swagger contracts, and centralized exception handling, improving API reliability and reducing repeated integration defects by </w:t>
-      </w:r>
-      <w:r>
-        <w:rPr>
-          <w:b/>
-          <w:bCs/>
-          <w:szCs w:val="24"/>
-        </w:rPr>
-        <w:t>31%</w:t>
-      </w:r>
-      <w:r>
-        <w:rPr>
-          <w:szCs w:val="24"/>
-        </w:rPr>
-        <w:t>.</w:t>
+        <w:t xml:space="preserve"> services with JWT authentication, RBAC authorization, request validation, Swagger contracts, and centralized exception handling, improving API reliability and reducing repeated integration defects.</w:t>
       </w:r>
     </w:p>
     <w:p>
@@ -1812,21 +1801,13 @@
         <w:rPr>
           <w:szCs w:val="24"/>
         </w:rPr>
-        <w:t xml:space="preserve">Reduced frontend defect volume by </w:t>
-      </w:r>
-      <w:r>
-        <w:rPr>
-          <w:b/>
-          <w:bCs/>
-          <w:szCs w:val="24"/>
-        </w:rPr>
-        <w:t>27%</w:t>
-      </w:r>
-      <w:r>
-        <w:rPr>
-          <w:szCs w:val="24"/>
-        </w:rPr>
-        <w:t xml:space="preserve"> by introducing reusable Angular form components, consistent error messaging, stricter </w:t>
+        <w:t xml:space="preserve">Reduced frontend defect volume </w:t>
+      </w:r>
+      <w:r>
+        <w:rPr>
+          <w:szCs w:val="24"/>
+        </w:rPr>
+        <w:t xml:space="preserve">by introducing reusable Angular form components, consistent error messaging, stricter </w:t>
       </w:r>
       <w:proofErr w:type="spellStart"/>
       <w:r>
@@ -1976,7 +1957,17 @@
           <w:bCs/>
           <w:szCs w:val="24"/>
         </w:rPr>
-        <w:t>, marketing, and internal business applications</w:t>
+        <w:t>, marketing, and internal bus</w:t>
+      </w:r>
+      <w:bookmarkStart w:id="0" w:name="_GoBack"/>
+      <w:bookmarkEnd w:id="0"/>
+      <w:r>
+        <w:rPr>
+          <w:b/>
+          <w:bCs/>
+          <w:szCs w:val="24"/>
+        </w:rPr>
+        <w:t>iness applications</w:t>
       </w:r>
       <w:r>
         <w:rPr>

--- a/Rodrigo/Angular .NET/Rodrigo Fernandez.docx
+++ b/Rodrigo/Angular .NET/Rodrigo Fernandez.docx
@@ -167,6 +167,11 @@
           <w:szCs w:val="24"/>
         </w:rPr>
         <w:br/>
+      </w:r>
+      <w:r>
+        <w:rPr>
+          <w:szCs w:val="24"/>
+        </w:rPr>
         <w:t xml:space="preserve">Katy, Texas </w:t>
       </w:r>
       <w:r>
@@ -179,13 +184,19 @@
         <w:rPr>
           <w:szCs w:val="24"/>
         </w:rPr>
-        <w:t>+1 (407) 801-1287</w:t>
-      </w:r>
-      <w:r>
-        <w:rPr>
-          <w:szCs w:val="24"/>
-        </w:rPr>
-        <w:t xml:space="preserve"> | </w:t>
+        <w:t>+</w:t>
+      </w:r>
+      <w:r>
+        <w:rPr>
+          <w:szCs w:val="24"/>
+        </w:rPr>
+        <w:t>1 (430) 279-2231</w:t>
+      </w:r>
+      <w:r>
+        <w:rPr>
+          <w:szCs w:val="24"/>
+        </w:rPr>
+        <w:t xml:space="preserve">| </w:t>
       </w:r>
       <w:r>
         <w:rPr>
@@ -197,7 +208,7 @@
         <w:rPr>
           <w:szCs w:val="24"/>
         </w:rPr>
-        <w:t xml:space="preserve"> | </w:t>
+        <w:t xml:space="preserve">| </w:t>
       </w:r>
       <w:r>
         <w:rPr>
@@ -205,6 +216,8 @@
         </w:rPr>
         <w:t>rodrigobfdev@gmail.com</w:t>
       </w:r>
+      <w:bookmarkStart w:id="0" w:name="_GoBack"/>
+      <w:bookmarkEnd w:id="0"/>
     </w:p>
     <w:p>
       <w:pPr>
@@ -1957,17 +1970,7 @@
           <w:bCs/>
           <w:szCs w:val="24"/>
         </w:rPr>
-        <w:t>, marketing, and internal bus</w:t>
-      </w:r>
-      <w:bookmarkStart w:id="0" w:name="_GoBack"/>
-      <w:bookmarkEnd w:id="0"/>
-      <w:r>
-        <w:rPr>
-          <w:b/>
-          <w:bCs/>
-          <w:szCs w:val="24"/>
-        </w:rPr>
-        <w:t>iness applications</w:t>
+        <w:t>, marketing, and internal business applications</w:t>
       </w:r>
       <w:r>
         <w:rPr>
